--- a/RFI-Docs/REHABILITATION, RESEARCH AND DEVELOPMENT CENTERS 2025.docx
+++ b/RFI-Docs/REHABILITATION, RESEARCH AND DEVELOPMENT CENTERS 2025.docx
@@ -4,79 +4,148 @@
   <w:body>
     <w:p>
       <w:pPr>
-        <w:spacing w:after="0" w:line="240" w:lineRule="auto"/>
-        <w:rPr>
-          <w:rFonts w:cstheme="minorHAnsi"/>
-          <w:b/>
-          <w:bCs/>
-          <w:sz w:val="20"/>
-          <w:szCs w:val="20"/>
-        </w:rPr>
-      </w:pPr>
-      <w:r>
-        <w:rPr>
-          <w:rFonts w:cstheme="minorHAnsi"/>
-          <w:b/>
-          <w:bCs/>
-          <w:sz w:val="20"/>
-          <w:szCs w:val="20"/>
-        </w:rPr>
-        <w:t>Center for Visual &amp; Neurocognitive Rehabilitation</w:t>
-      </w:r>
-      <w:r>
-        <w:rPr>
-          <w:rFonts w:cstheme="minorHAnsi"/>
-          <w:b/>
-          <w:bCs/>
-          <w:sz w:val="20"/>
-          <w:szCs w:val="20"/>
-        </w:rPr>
-        <w:t xml:space="preserve"> (CVNR)</w:t>
-      </w:r>
-    </w:p>
-    <w:p>
-      <w:pPr>
-        <w:spacing w:after="0" w:line="240" w:lineRule="auto"/>
-        <w:rPr>
-          <w:rFonts w:cstheme="minorHAnsi"/>
-          <w:sz w:val="20"/>
-          <w:szCs w:val="20"/>
-        </w:rPr>
-      </w:pPr>
-      <w:r>
-        <w:rPr>
-          <w:rFonts w:cstheme="minorHAnsi"/>
-          <w:b/>
-          <w:bCs/>
-          <w:sz w:val="20"/>
-          <w:szCs w:val="20"/>
-        </w:rPr>
-        <w:t>Location</w:t>
-      </w:r>
-      <w:r>
-        <w:rPr>
-          <w:rFonts w:cstheme="minorHAnsi"/>
-          <w:sz w:val="20"/>
-          <w:szCs w:val="20"/>
-        </w:rPr>
-        <w:t>: Atlanta</w:t>
-      </w:r>
-      <w:r>
-        <w:rPr>
-          <w:rFonts w:cstheme="minorHAnsi"/>
-          <w:sz w:val="20"/>
-          <w:szCs w:val="20"/>
-        </w:rPr>
-        <w:t>,</w:t>
-      </w:r>
-      <w:r>
-        <w:rPr>
-          <w:rFonts w:cstheme="minorHAnsi"/>
-          <w:sz w:val="20"/>
-          <w:szCs w:val="20"/>
-        </w:rPr>
-        <w:t xml:space="preserve"> GA</w:t>
-      </w:r>
+        <w:jc w:val="left"/>
+      </w:pPr>
+      <w:r>
+        <w:rPr>
+          <w:color w:val="646464"/>
+          <w:sz w:val="18"/>
+        </w:rPr>
+        <w:t>Document: REHABILITATION, RESEARCH AND DEVELOPMENT CENTERS 2025.docx</w:t>
+      </w:r>
+    </w:p>
+    <w:p>
+      <w:pPr>
+        <w:jc w:val="left"/>
+      </w:pPr>
+      <w:r>
+        <w:rPr>
+          <w:color w:val="646464"/>
+          <w:sz w:val="18"/>
+        </w:rPr>
+        <w:t>Title: REHABILITATION, RESEARCH AND DEVELOPMENT CENTERS 2025</w:t>
+      </w:r>
+    </w:p>
+    <w:p>
+      <w:pPr>
+        <w:jc w:val="left"/>
+      </w:pPr>
+      <w:r>
+        <w:rPr>
+          <w:color w:val="646464"/>
+          <w:sz w:val="18"/>
+        </w:rPr>
+        <w:t>Topic: Centers | Type: Presentations and Other Documents</w:t>
+      </w:r>
+    </w:p>
+    <w:p>
+      <w:pPr>
+        <w:jc w:val="left"/>
+      </w:pPr>
+      <w:r>
+        <w:rPr>
+          <w:color w:val="646464"/>
+          <w:sz w:val="18"/>
+        </w:rPr>
+        <w:t>Created: 2025-02-21 | By: Richman, Michael (VACO)</w:t>
+      </w:r>
+    </w:p>
+    <w:p>
+      <w:pPr>
+        <w:jc w:val="left"/>
+      </w:pPr>
+      <w:r>
+        <w:rPr>
+          <w:color w:val="646464"/>
+          <w:sz w:val="18"/>
+        </w:rPr>
+        <w:t>Modified: 2025-02-21 | By: Richman, Michael (VACO)</w:t>
+      </w:r>
+    </w:p>
+    <w:p>
+      <w:pPr>
+        <w:jc w:val="left"/>
+      </w:pPr>
+      <w:r>
+        <w:rPr>
+          <w:color w:val="C8C8C8"/>
+          <w:sz w:val="16"/>
+        </w:rPr>
+        <w:t>────────────────────────────────────────────────────────────────────────────────</w:t>
+      </w:r>
+    </w:p>
+    <w:p>
+      <w:pPr>
+        <w:jc w:val="left"/>
+      </w:pPr>
+      <w:r/>
+    </w:p>
+    <w:p>
+      <w:pPr>
+        <w:jc w:val="left"/>
+      </w:pPr>
+      <w:r>
+        <w:rPr>
+          <w:color w:val="646464"/>
+          <w:sz w:val="18"/>
+        </w:rPr>
+        <w:t>Topic: Centers | Type: Presentations and Other Documents</w:t>
+      </w:r>
+    </w:p>
+    <w:p>
+      <w:pPr>
+        <w:jc w:val="left"/>
+      </w:pPr>
+      <w:r>
+        <w:rPr>
+          <w:color w:val="646464"/>
+          <w:sz w:val="18"/>
+        </w:rPr>
+        <w:t>Created: 2025-02-21 | By: Richman, Michael (VACO)</w:t>
+      </w:r>
+    </w:p>
+    <w:p>
+      <w:pPr>
+        <w:jc w:val="left"/>
+      </w:pPr>
+      <w:r>
+        <w:rPr>
+          <w:color w:val="646464"/>
+          <w:sz w:val="18"/>
+        </w:rPr>
+        <w:t>Modified: 2025-02-21 | By: Richman, Michael (VACO)</w:t>
+      </w:r>
+    </w:p>
+    <w:p>
+      <w:pPr>
+        <w:spacing w:after="0" w:line="240" w:lineRule="auto"/>
+        <w:jc w:val="left"/>
+        <w:rPr>
+          <w:rFonts w:cstheme="minorHAnsi"/>
+          <w:b/>
+          <w:bCs/>
+          <w:sz w:val="20"/>
+          <w:szCs w:val="20"/>
+        </w:rPr>
+      </w:pPr>
+      <w:r>
+        <w:rPr>
+          <w:color w:val="C8C8C8"/>
+          <w:sz w:val="16"/>
+        </w:rPr>
+        <w:t>────────────────────────────────────────────────────────────────────────────────</w:t>
+      </w:r>
+    </w:p>
+    <w:p>
+      <w:pPr>
+        <w:spacing w:after="0" w:line="240" w:lineRule="auto"/>
+        <w:rPr>
+          <w:rFonts w:cstheme="minorHAnsi"/>
+          <w:sz w:val="20"/>
+          <w:szCs w:val="20"/>
+        </w:rPr>
+      </w:pPr>
+      <w:r/>
     </w:p>
     <w:p>
       <w:pPr>
